--- a/templates/dist/photo-report-plumbing.docx
+++ b/templates/dist/photo-report-plumbing.docx
@@ -3849,9 +3849,6 @@
       <w:p>
         <w:pPr>
           <w:pStyle w:val="Footer"/>
-          <w:pBdr>
-            <w:top w:val="single" w:sz="4" w:space="1" w:color="D9D9D9" w:themeColor="background1" w:themeShade="D9"/>
-          </w:pBdr>
           <w:jc w:val="right"/>
         </w:pPr>
         <w:r>
@@ -3889,6 +3886,9 @@
     </w:sdtContent>
   </w:sdt>
   <w:p>
+    <w:pPr>
+      <w:jc w:val="right"/>
+    </w:pPr>
     <w:r>
       <w:rPr>
         <w:sz w:val="16"/>
@@ -3927,6 +3927,7 @@
   <w:p>
     <w:pPr>
       <w:pStyle w:val="Footer"/>
+      <w:jc w:val="right"/>
       <w:rPr>
         <w:sz w:val="16"/>
         <w:szCs w:val="16"/>

--- a/templates/dist/photo-report-plumbing.docx
+++ b/templates/dist/photo-report-plumbing.docx
@@ -641,7 +641,7 @@
       </w:tblGrid>
       <w:tr>
         <w:trPr>
-          <w:trHeight w:hRule="exact" w:val="5632"/>
+          <w:trHeight w:hRule="atLeast" w:val="0"/>
         </w:trPr>
         <w:tc>
           <w:tcPr>
@@ -650,7 +650,7 @@
           </w:tcPr>
           <w:p>
             <w:pPr>
-              <w:spacing w:before="0" w:after="0" w:line="3700" w:lineRule="exact"/>
+              <w:spacing w:before="0" w:after="0" w:line="3940" w:lineRule="exact"/>
               <w:bidi/>
               <w:jc w:val="center"/>
               <w:rPr>
@@ -845,6 +845,7 @@
           </w:tbl>
           <w:p>
             <w:pPr>
+              <w:spacing w:before="0" w:after="0" w:line="20" w:lineRule="exact"/>
               <w:tabs>
                 <w:tab w:val="left" w:pos="868"/>
               </w:tabs>
@@ -852,9 +853,9 @@
               <w:jc w:val="center"/>
               <w:rPr>
                 <w:rFonts w:asciiTheme="majorBidi" w:hAnsiTheme="majorBidi" w:cstheme="majorBidi"/>
-                <w:sz w:val="24"/>
-                <w:szCs w:val="24"/>
                 <w:rtl/>
+                <w:sz w:val="2"/>
+                <w:szCs w:val="2"/>
               </w:rPr>
             </w:pPr>
           </w:p>
@@ -865,7 +866,7 @@
           </w:tcPr>
           <w:p>
             <w:pPr>
-              <w:spacing w:before="0" w:after="0" w:line="3700" w:lineRule="exact"/>
+              <w:spacing w:before="0" w:after="0" w:line="3940" w:lineRule="exact"/>
               <w:tabs>
                 <w:tab w:val="left" w:pos="868"/>
               </w:tabs>
@@ -1063,6 +1064,7 @@
           </w:tbl>
           <w:p>
             <w:pPr>
+              <w:spacing w:before="0" w:after="0" w:line="20" w:lineRule="exact"/>
               <w:tabs>
                 <w:tab w:val="left" w:pos="868"/>
               </w:tabs>
@@ -1070,9 +1072,9 @@
               <w:jc w:val="center"/>
               <w:rPr>
                 <w:rFonts w:asciiTheme="majorBidi" w:hAnsiTheme="majorBidi" w:cstheme="majorBidi"/>
-                <w:sz w:val="24"/>
-                <w:szCs w:val="24"/>
                 <w:lang w:eastAsia="en-GB"/>
+                <w:sz w:val="2"/>
+                <w:szCs w:val="2"/>
               </w:rPr>
             </w:pPr>
           </w:p>
@@ -1135,7 +1137,7 @@
       </w:tblGrid>
       <w:tr>
         <w:trPr>
-          <w:trHeight w:hRule="exact" w:val="5632"/>
+          <w:trHeight w:hRule="atLeast" w:val="0"/>
         </w:trPr>
         <w:tc>
           <w:tcPr>
@@ -1144,7 +1146,7 @@
           </w:tcPr>
           <w:p>
             <w:pPr>
-              <w:spacing w:before="0" w:after="0" w:line="3700" w:lineRule="exact"/>
+              <w:spacing w:before="0" w:after="0" w:line="3940" w:lineRule="exact"/>
               <w:bidi/>
               <w:jc w:val="center"/>
               <w:rPr>
@@ -1339,6 +1341,7 @@
           </w:tbl>
           <w:p>
             <w:pPr>
+              <w:spacing w:before="0" w:after="0" w:line="20" w:lineRule="exact"/>
               <w:tabs>
                 <w:tab w:val="left" w:pos="868"/>
               </w:tabs>
@@ -1346,9 +1349,9 @@
               <w:jc w:val="center"/>
               <w:rPr>
                 <w:rFonts w:asciiTheme="majorBidi" w:hAnsiTheme="majorBidi" w:cstheme="majorBidi"/>
-                <w:sz w:val="24"/>
-                <w:szCs w:val="24"/>
                 <w:rtl/>
+                <w:sz w:val="2"/>
+                <w:szCs w:val="2"/>
               </w:rPr>
             </w:pPr>
           </w:p>
@@ -1359,7 +1362,7 @@
           </w:tcPr>
           <w:p>
             <w:pPr>
-              <w:spacing w:before="0" w:after="0" w:line="3700" w:lineRule="exact"/>
+              <w:spacing w:before="0" w:after="0" w:line="3940" w:lineRule="exact"/>
               <w:tabs>
                 <w:tab w:val="left" w:pos="868"/>
               </w:tabs>
@@ -1557,6 +1560,7 @@
           </w:tbl>
           <w:p>
             <w:pPr>
+              <w:spacing w:before="0" w:after="0" w:line="20" w:lineRule="exact"/>
               <w:tabs>
                 <w:tab w:val="left" w:pos="868"/>
               </w:tabs>
@@ -1564,9 +1568,9 @@
               <w:jc w:val="center"/>
               <w:rPr>
                 <w:rFonts w:asciiTheme="majorBidi" w:hAnsiTheme="majorBidi" w:cstheme="majorBidi"/>
-                <w:sz w:val="24"/>
-                <w:szCs w:val="24"/>
                 <w:lang w:eastAsia="en-GB"/>
+                <w:sz w:val="2"/>
+                <w:szCs w:val="2"/>
               </w:rPr>
             </w:pPr>
           </w:p>
@@ -1574,7 +1578,7 @@
       </w:tr>
       <w:tr>
         <w:trPr>
-          <w:trHeight w:hRule="exact" w:val="5632"/>
+          <w:trHeight w:hRule="atLeast" w:val="0"/>
         </w:trPr>
         <w:tc>
           <w:tcPr>
@@ -1583,7 +1587,7 @@
           </w:tcPr>
           <w:p>
             <w:pPr>
-              <w:spacing w:before="0" w:after="0" w:line="3700" w:lineRule="exact"/>
+              <w:spacing w:before="0" w:after="0" w:line="3940" w:lineRule="exact"/>
               <w:bidi/>
               <w:jc w:val="center"/>
               <w:rPr>
@@ -1778,6 +1782,7 @@
           </w:tbl>
           <w:p>
             <w:pPr>
+              <w:spacing w:before="0" w:after="0" w:line="20" w:lineRule="exact"/>
               <w:tabs>
                 <w:tab w:val="left" w:pos="868"/>
               </w:tabs>
@@ -1785,9 +1790,9 @@
               <w:jc w:val="center"/>
               <w:rPr>
                 <w:rFonts w:asciiTheme="majorBidi" w:hAnsiTheme="majorBidi" w:cstheme="majorBidi"/>
-                <w:sz w:val="24"/>
-                <w:szCs w:val="24"/>
                 <w:rtl/>
+                <w:sz w:val="2"/>
+                <w:szCs w:val="2"/>
               </w:rPr>
             </w:pPr>
           </w:p>
@@ -1798,7 +1803,7 @@
           </w:tcPr>
           <w:p>
             <w:pPr>
-              <w:spacing w:before="0" w:after="0" w:line="3700" w:lineRule="exact"/>
+              <w:spacing w:before="0" w:after="0" w:line="3940" w:lineRule="exact"/>
               <w:tabs>
                 <w:tab w:val="left" w:pos="868"/>
               </w:tabs>
@@ -1996,6 +2001,7 @@
           </w:tbl>
           <w:p>
             <w:pPr>
+              <w:spacing w:before="0" w:after="0" w:line="20" w:lineRule="exact"/>
               <w:tabs>
                 <w:tab w:val="left" w:pos="868"/>
               </w:tabs>
@@ -2003,9 +2009,9 @@
               <w:jc w:val="center"/>
               <w:rPr>
                 <w:rFonts w:asciiTheme="majorBidi" w:hAnsiTheme="majorBidi" w:cstheme="majorBidi"/>
-                <w:sz w:val="24"/>
-                <w:szCs w:val="24"/>
                 <w:lang w:eastAsia="en-GB"/>
+                <w:sz w:val="2"/>
+                <w:szCs w:val="2"/>
               </w:rPr>
             </w:pPr>
           </w:p>
@@ -2013,7 +2019,7 @@
       </w:tr>
       <w:tr>
         <w:trPr>
-          <w:trHeight w:hRule="exact" w:val="5632"/>
+          <w:trHeight w:hRule="atLeast" w:val="0"/>
         </w:trPr>
         <w:tc>
           <w:tcPr>
@@ -2022,7 +2028,7 @@
           </w:tcPr>
           <w:p>
             <w:pPr>
-              <w:spacing w:before="0" w:after="0" w:line="3700" w:lineRule="exact"/>
+              <w:spacing w:before="0" w:after="0" w:line="3940" w:lineRule="exact"/>
               <w:bidi/>
               <w:jc w:val="center"/>
               <w:rPr>
@@ -2217,6 +2223,7 @@
           </w:tbl>
           <w:p>
             <w:pPr>
+              <w:spacing w:before="0" w:after="0" w:line="20" w:lineRule="exact"/>
               <w:tabs>
                 <w:tab w:val="left" w:pos="868"/>
               </w:tabs>
@@ -2224,9 +2231,9 @@
               <w:jc w:val="center"/>
               <w:rPr>
                 <w:rFonts w:asciiTheme="majorBidi" w:hAnsiTheme="majorBidi" w:cstheme="majorBidi"/>
-                <w:sz w:val="24"/>
-                <w:szCs w:val="24"/>
                 <w:rtl/>
+                <w:sz w:val="2"/>
+                <w:szCs w:val="2"/>
               </w:rPr>
             </w:pPr>
           </w:p>
@@ -2237,7 +2244,7 @@
           </w:tcPr>
           <w:p>
             <w:pPr>
-              <w:spacing w:before="0" w:after="0" w:line="3700" w:lineRule="exact"/>
+              <w:spacing w:before="0" w:after="0" w:line="3940" w:lineRule="exact"/>
               <w:tabs>
                 <w:tab w:val="left" w:pos="868"/>
               </w:tabs>
@@ -2435,6 +2442,7 @@
           </w:tbl>
           <w:p>
             <w:pPr>
+              <w:spacing w:before="0" w:after="0" w:line="20" w:lineRule="exact"/>
               <w:tabs>
                 <w:tab w:val="left" w:pos="868"/>
               </w:tabs>
@@ -2442,9 +2450,9 @@
               <w:jc w:val="center"/>
               <w:rPr>
                 <w:rFonts w:asciiTheme="majorBidi" w:hAnsiTheme="majorBidi" w:cstheme="majorBidi"/>
-                <w:sz w:val="24"/>
-                <w:szCs w:val="24"/>
                 <w:lang w:eastAsia="en-GB"/>
+                <w:sz w:val="2"/>
+                <w:szCs w:val="2"/>
               </w:rPr>
             </w:pPr>
           </w:p>
@@ -2452,7 +2460,7 @@
       </w:tr>
       <w:tr>
         <w:trPr>
-          <w:trHeight w:hRule="exact" w:val="5632"/>
+          <w:trHeight w:hRule="atLeast" w:val="0"/>
         </w:trPr>
         <w:tc>
           <w:tcPr>
@@ -2461,7 +2469,7 @@
           </w:tcPr>
           <w:p>
             <w:pPr>
-              <w:spacing w:before="0" w:after="0" w:line="3700" w:lineRule="exact"/>
+              <w:spacing w:before="0" w:after="0" w:line="3940" w:lineRule="exact"/>
               <w:bidi/>
               <w:jc w:val="center"/>
               <w:rPr>
@@ -2656,6 +2664,7 @@
           </w:tbl>
           <w:p>
             <w:pPr>
+              <w:spacing w:before="0" w:after="0" w:line="20" w:lineRule="exact"/>
               <w:tabs>
                 <w:tab w:val="left" w:pos="868"/>
               </w:tabs>
@@ -2663,9 +2672,9 @@
               <w:jc w:val="center"/>
               <w:rPr>
                 <w:rFonts w:asciiTheme="majorBidi" w:hAnsiTheme="majorBidi" w:cstheme="majorBidi"/>
-                <w:sz w:val="24"/>
-                <w:szCs w:val="24"/>
                 <w:rtl/>
+                <w:sz w:val="2"/>
+                <w:szCs w:val="2"/>
               </w:rPr>
             </w:pPr>
           </w:p>
@@ -2676,7 +2685,7 @@
           </w:tcPr>
           <w:p>
             <w:pPr>
-              <w:spacing w:before="0" w:after="0" w:line="3700" w:lineRule="exact"/>
+              <w:spacing w:before="0" w:after="0" w:line="3940" w:lineRule="exact"/>
               <w:tabs>
                 <w:tab w:val="left" w:pos="868"/>
               </w:tabs>
@@ -2874,6 +2883,7 @@
           </w:tbl>
           <w:p>
             <w:pPr>
+              <w:spacing w:before="0" w:after="0" w:line="20" w:lineRule="exact"/>
               <w:tabs>
                 <w:tab w:val="left" w:pos="868"/>
               </w:tabs>
@@ -2881,9 +2891,9 @@
               <w:jc w:val="center"/>
               <w:rPr>
                 <w:rFonts w:asciiTheme="majorBidi" w:hAnsiTheme="majorBidi" w:cstheme="majorBidi"/>
-                <w:sz w:val="24"/>
-                <w:szCs w:val="24"/>
                 <w:lang w:eastAsia="en-GB"/>
+                <w:sz w:val="2"/>
+                <w:szCs w:val="2"/>
               </w:rPr>
             </w:pPr>
           </w:p>
@@ -2891,7 +2901,7 @@
       </w:tr>
       <w:tr>
         <w:trPr>
-          <w:trHeight w:hRule="exact" w:val="5632"/>
+          <w:trHeight w:hRule="atLeast" w:val="0"/>
         </w:trPr>
         <w:tc>
           <w:tcPr>
@@ -2900,7 +2910,7 @@
           </w:tcPr>
           <w:p>
             <w:pPr>
-              <w:spacing w:before="0" w:after="0" w:line="3700" w:lineRule="exact"/>
+              <w:spacing w:before="0" w:after="0" w:line="3940" w:lineRule="exact"/>
               <w:bidi/>
               <w:jc w:val="center"/>
               <w:rPr>
@@ -3095,6 +3105,7 @@
           </w:tbl>
           <w:p>
             <w:pPr>
+              <w:spacing w:before="0" w:after="0" w:line="20" w:lineRule="exact"/>
               <w:tabs>
                 <w:tab w:val="left" w:pos="868"/>
               </w:tabs>
@@ -3102,9 +3113,9 @@
               <w:jc w:val="center"/>
               <w:rPr>
                 <w:rFonts w:asciiTheme="majorBidi" w:hAnsiTheme="majorBidi" w:cstheme="majorBidi"/>
-                <w:sz w:val="24"/>
-                <w:szCs w:val="24"/>
                 <w:rtl/>
+                <w:sz w:val="2"/>
+                <w:szCs w:val="2"/>
               </w:rPr>
             </w:pPr>
           </w:p>
@@ -3115,7 +3126,7 @@
           </w:tcPr>
           <w:p>
             <w:pPr>
-              <w:spacing w:before="0" w:after="0" w:line="3700" w:lineRule="exact"/>
+              <w:spacing w:before="0" w:after="0" w:line="3940" w:lineRule="exact"/>
               <w:tabs>
                 <w:tab w:val="left" w:pos="868"/>
               </w:tabs>
@@ -3313,6 +3324,7 @@
           </w:tbl>
           <w:p>
             <w:pPr>
+              <w:spacing w:before="0" w:after="0" w:line="20" w:lineRule="exact"/>
               <w:tabs>
                 <w:tab w:val="left" w:pos="868"/>
               </w:tabs>
@@ -3320,9 +3332,9 @@
               <w:jc w:val="center"/>
               <w:rPr>
                 <w:rFonts w:asciiTheme="majorBidi" w:hAnsiTheme="majorBidi" w:cstheme="majorBidi"/>
-                <w:sz w:val="24"/>
-                <w:szCs w:val="24"/>
                 <w:lang w:eastAsia="en-GB"/>
+                <w:sz w:val="2"/>
+                <w:szCs w:val="2"/>
               </w:rPr>
             </w:pPr>
           </w:p>
@@ -3330,7 +3342,7 @@
       </w:tr>
       <w:tr>
         <w:trPr>
-          <w:trHeight w:hRule="exact" w:val="5632"/>
+          <w:trHeight w:hRule="atLeast" w:val="0"/>
         </w:trPr>
         <w:tc>
           <w:tcPr>
@@ -3339,7 +3351,7 @@
           </w:tcPr>
           <w:p>
             <w:pPr>
-              <w:spacing w:before="0" w:after="0" w:line="3700" w:lineRule="exact"/>
+              <w:spacing w:before="0" w:after="0" w:line="3940" w:lineRule="exact"/>
               <w:bidi/>
               <w:jc w:val="center"/>
               <w:rPr>
@@ -3534,6 +3546,7 @@
           </w:tbl>
           <w:p>
             <w:pPr>
+              <w:spacing w:before="0" w:after="0" w:line="20" w:lineRule="exact"/>
               <w:tabs>
                 <w:tab w:val="left" w:pos="868"/>
               </w:tabs>
@@ -3541,9 +3554,9 @@
               <w:jc w:val="center"/>
               <w:rPr>
                 <w:rFonts w:asciiTheme="majorBidi" w:hAnsiTheme="majorBidi" w:cstheme="majorBidi"/>
-                <w:sz w:val="24"/>
-                <w:szCs w:val="24"/>
                 <w:rtl/>
+                <w:sz w:val="2"/>
+                <w:szCs w:val="2"/>
               </w:rPr>
             </w:pPr>
           </w:p>
@@ -3554,7 +3567,7 @@
           </w:tcPr>
           <w:p>
             <w:pPr>
-              <w:spacing w:before="0" w:after="0" w:line="3700" w:lineRule="exact"/>
+              <w:spacing w:before="0" w:after="0" w:line="3940" w:lineRule="exact"/>
               <w:tabs>
                 <w:tab w:val="left" w:pos="868"/>
               </w:tabs>
@@ -3752,6 +3765,7 @@
           </w:tbl>
           <w:p>
             <w:pPr>
+              <w:spacing w:before="0" w:after="0" w:line="20" w:lineRule="exact"/>
               <w:tabs>
                 <w:tab w:val="left" w:pos="868"/>
               </w:tabs>
@@ -3759,9 +3773,9 @@
               <w:jc w:val="center"/>
               <w:rPr>
                 <w:rFonts w:asciiTheme="majorBidi" w:hAnsiTheme="majorBidi" w:cstheme="majorBidi"/>
-                <w:sz w:val="24"/>
-                <w:szCs w:val="24"/>
                 <w:lang w:eastAsia="en-GB"/>
+                <w:sz w:val="2"/>
+                <w:szCs w:val="2"/>
               </w:rPr>
             </w:pPr>
           </w:p>

--- a/templates/dist/photo-report-plumbing.docx
+++ b/templates/dist/photo-report-plumbing.docx
@@ -5351,16 +5351,4 @@
     </a:ext>
   </a:extLst>
 </a:theme>
-</file>
-
-<file path=customXml/item1.xml><?xml version="1.0" encoding="utf-8"?>
-<b:Sources xmlns:b="http://schemas.openxmlformats.org/officeDocument/2006/bibliography" xmlns="http://schemas.openxmlformats.org/officeDocument/2006/bibliography" SelectedStyle="\APASixthEditionOfficeOnline.xsl" StyleName="APA" Version="6"/>
-</file>
-
-<file path=customXml/itemProps1.xml><?xml version="1.0" encoding="utf-8"?>
-<ds:datastoreItem xmlns:ds="http://schemas.openxmlformats.org/officeDocument/2006/customXml" ds:itemID="{6391EA44-9AE3-4430-96D0-5EFC989BF6A2}">
-  <ds:schemaRefs>
-    <ds:schemaRef ds:uri="http://schemas.openxmlformats.org/officeDocument/2006/bibliography"/>
-  </ds:schemaRefs>
-</ds:datastoreItem>
 </file>